--- a/server/src/missions/TemplateOrdreDeMission.docx
+++ b/server/src/missions/TemplateOrdreDeMission.docx
@@ -682,6 +682,8 @@
           <w:bCs/>
         </w:rPr>
       </w:pPr>
+      <w:bookmarkStart w:id="0" w:name="_GoBack"/>
+      <w:bookmarkEnd w:id="0"/>
     </w:p>
     <w:p>
       <w:pPr>
@@ -720,120 +722,6 @@
           <w:szCs w:val="20"/>
         </w:rPr>
       </w:pPr>
-      <w:r>
-        <mc:AlternateContent>
-          <mc:Choice Requires="wps">
-            <w:drawing>
-              <wp:anchor distT="0" distB="0" distL="114300" distR="114300" simplePos="0" relativeHeight="251664384" behindDoc="0" locked="0" layoutInCell="1" allowOverlap="1">
-                <wp:simplePos x="0" y="0"/>
-                <wp:positionH relativeFrom="column">
-                  <wp:posOffset>4876165</wp:posOffset>
-                </wp:positionH>
-                <wp:positionV relativeFrom="paragraph">
-                  <wp:posOffset>31115</wp:posOffset>
-                </wp:positionV>
-                <wp:extent cx="431165" cy="284480"/>
-                <wp:effectExtent l="12700" t="14605" r="13335" b="24765"/>
-                <wp:wrapNone/>
-                <wp:docPr id="137" name="Text Box 394"/>
-                <wp:cNvGraphicFramePr/>
-                <a:graphic xmlns:a="http://schemas.openxmlformats.org/drawingml/2006/main">
-                  <a:graphicData uri="http://schemas.microsoft.com/office/word/2010/wordprocessingShape">
-                    <wps:wsp>
-                      <wps:cNvSpPr txBox="1">
-                        <a:spLocks noChangeArrowheads="1"/>
-                      </wps:cNvSpPr>
-                      <wps:spPr bwMode="auto">
-                        <a:xfrm>
-                          <a:off x="0" y="0"/>
-                          <a:ext cx="431165" cy="284480"/>
-                        </a:xfrm>
-                        <a:prstGeom prst="rect">
-                          <a:avLst/>
-                        </a:prstGeom>
-                        <a:gradFill rotWithShape="0">
-                          <a:gsLst>
-                            <a:gs pos="0">
-                              <a:srgbClr val="FFFFFF"/>
-                            </a:gs>
-                            <a:gs pos="100000">
-                              <a:srgbClr val="B8CCE4"/>
-                            </a:gs>
-                          </a:gsLst>
-                          <a:lin ang="5400000" scaled="1"/>
-                        </a:gradFill>
-                        <a:ln w="12700">
-                          <a:solidFill>
-                            <a:srgbClr val="95B3D7"/>
-                          </a:solidFill>
-                          <a:miter lim="800000"/>
-                        </a:ln>
-                        <a:effectLst>
-                          <a:outerShdw dist="28398" dir="3806097" algn="ctr" rotWithShape="0">
-                            <a:srgbClr val="243F60">
-                              <a:alpha val="50000"/>
-                            </a:srgbClr>
-                          </a:outerShdw>
-                        </a:effectLst>
-                      </wps:spPr>
-                      <wps:txbx>
-                        <w:txbxContent>
-                          <w:p>
-                            <w:pPr>
-                              <w:rPr>
-                                <w:rFonts w:hint="default"/>
-                                <w:lang w:val="en-US"/>
-                              </w:rPr>
-                            </w:pPr>
-                            <w:r>
-                              <w:rPr>
-                                <w:rFonts w:hint="default"/>
-                                <w:lang w:val="en-US"/>
-                              </w:rPr>
-                              <w:t>{m-d}</w:t>
-                            </w:r>
-                          </w:p>
-                        </w:txbxContent>
-                      </wps:txbx>
-                      <wps:bodyPr rot="0" vert="horz" wrap="square" lIns="91440" tIns="45720" rIns="91440" bIns="45720" anchor="t" anchorCtr="0" upright="1"/>
-                    </wps:wsp>
-                  </a:graphicData>
-                </a:graphic>
-              </wp:anchor>
-            </w:drawing>
-          </mc:Choice>
-          <mc:Fallback>
-            <w:pict>
-              <v:shape id="Text Box 394" o:spid="_x0000_s1026" o:spt="202" type="#_x0000_t202" style="position:absolute;left:0pt;margin-left:383.95pt;margin-top:2.45pt;height:22.4pt;width:33.95pt;z-index:251664384;mso-width-relative:page;mso-height-relative:page;" fillcolor="#FFFFFF" filled="t" stroked="t" coordsize="21600,21600" o:gfxdata="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">
-                <v:fill type="gradient" on="t" color2="#B8CCE4" focus="100%" focussize="0,0"/>
-                <v:stroke weight="1pt" color="#95B3D7" miterlimit="8" joinstyle="miter"/>
-                <v:imagedata o:title=""/>
-                <o:lock v:ext="edit" aspectratio="f"/>
-                <v:shadow on="t" color="#243F60" opacity="32768f" offset="1pt,2pt" origin="0f,0f" matrix="65536f,0f,0f,65536f"/>
-                <v:textbox>
-                  <w:txbxContent>
-                    <w:p>
-                      <w:pPr>
-                        <w:rPr>
-                          <w:rFonts w:hint="default"/>
-                          <w:lang w:val="en-US"/>
-                        </w:rPr>
-                      </w:pPr>
-                      <w:r>
-                        <w:rPr>
-                          <w:rFonts w:hint="default"/>
-                          <w:lang w:val="en-US"/>
-                        </w:rPr>
-                        <w:t>{m-d}</w:t>
-                      </w:r>
-                    </w:p>
-                  </w:txbxContent>
-                </v:textbox>
-              </v:shape>
-            </w:pict>
-          </mc:Fallback>
-        </mc:AlternateContent>
-      </w:r>
       <w:r>
         <mc:AlternateContent>
           <mc:Choice Requires="wps">
@@ -844,10 +732,10 @@
                   <wp:posOffset>4022090</wp:posOffset>
                 </wp:positionH>
                 <wp:positionV relativeFrom="paragraph">
-                  <wp:posOffset>31115</wp:posOffset>
+                  <wp:posOffset>69215</wp:posOffset>
                 </wp:positionV>
-                <wp:extent cx="476885" cy="284480"/>
-                <wp:effectExtent l="6350" t="14605" r="12065" b="24765"/>
+                <wp:extent cx="610235" cy="284480"/>
+                <wp:effectExtent l="6350" t="6350" r="31115" b="33020"/>
                 <wp:wrapNone/>
                 <wp:docPr id="136" name="Text Box 395"/>
                 <wp:cNvGraphicFramePr/>
@@ -860,7 +748,7 @@
                       <wps:spPr bwMode="auto">
                         <a:xfrm>
                           <a:off x="0" y="0"/>
-                          <a:ext cx="476885" cy="284480"/>
+                          <a:ext cx="610235" cy="284480"/>
                         </a:xfrm>
                         <a:prstGeom prst="rect">
                           <a:avLst/>
@@ -918,7 +806,7 @@
           </mc:Choice>
           <mc:Fallback>
             <w:pict>
-              <v:shape id="Text Box 395" o:spid="_x0000_s1026" o:spt="202" type="#_x0000_t202" style="position:absolute;left:0pt;margin-left:316.7pt;margin-top:2.45pt;height:22.4pt;width:37.55pt;z-index:251665408;mso-width-relative:page;mso-height-relative:page;" fillcolor="#FFFFFF" filled="t" stroked="t" coordsize="21600,21600" o:gfxdata="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">
+              <v:shape id="Text Box 395" o:spid="_x0000_s1026" o:spt="202" type="#_x0000_t202" style="position:absolute;left:0pt;margin-left:316.7pt;margin-top:5.45pt;height:22.4pt;width:48.05pt;z-index:251665408;mso-width-relative:page;mso-height-relative:page;" fillcolor="#FFFFFF" filled="t" stroked="t" coordsize="21600,21600" o:gfxdata="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">
                 <v:fill type="gradient" on="t" color2="#B8CCE4" focus="100%" focussize="0,0"/>
                 <v:stroke weight="1pt" color="#95B3D7" miterlimit="8" joinstyle="miter"/>
                 <v:imagedata o:title=""/>
@@ -939,6 +827,120 @@
                           <w:lang w:val="en-US"/>
                         </w:rPr>
                         <w:t>{h_d}</w:t>
+                      </w:r>
+                    </w:p>
+                  </w:txbxContent>
+                </v:textbox>
+              </v:shape>
+            </w:pict>
+          </mc:Fallback>
+        </mc:AlternateContent>
+      </w:r>
+      <w:r>
+        <mc:AlternateContent>
+          <mc:Choice Requires="wps">
+            <w:drawing>
+              <wp:anchor distT="0" distB="0" distL="114300" distR="114300" simplePos="0" relativeHeight="251664384" behindDoc="0" locked="0" layoutInCell="1" allowOverlap="1">
+                <wp:simplePos x="0" y="0"/>
+                <wp:positionH relativeFrom="column">
+                  <wp:posOffset>4876165</wp:posOffset>
+                </wp:positionH>
+                <wp:positionV relativeFrom="paragraph">
+                  <wp:posOffset>31115</wp:posOffset>
+                </wp:positionV>
+                <wp:extent cx="621030" cy="284480"/>
+                <wp:effectExtent l="6350" t="6350" r="20320" b="33020"/>
+                <wp:wrapNone/>
+                <wp:docPr id="137" name="Text Box 394"/>
+                <wp:cNvGraphicFramePr/>
+                <a:graphic xmlns:a="http://schemas.openxmlformats.org/drawingml/2006/main">
+                  <a:graphicData uri="http://schemas.microsoft.com/office/word/2010/wordprocessingShape">
+                    <wps:wsp>
+                      <wps:cNvSpPr txBox="1">
+                        <a:spLocks noChangeArrowheads="1"/>
+                      </wps:cNvSpPr>
+                      <wps:spPr bwMode="auto">
+                        <a:xfrm>
+                          <a:off x="0" y="0"/>
+                          <a:ext cx="621030" cy="284480"/>
+                        </a:xfrm>
+                        <a:prstGeom prst="rect">
+                          <a:avLst/>
+                        </a:prstGeom>
+                        <a:gradFill rotWithShape="0">
+                          <a:gsLst>
+                            <a:gs pos="0">
+                              <a:srgbClr val="FFFFFF"/>
+                            </a:gs>
+                            <a:gs pos="100000">
+                              <a:srgbClr val="B8CCE4"/>
+                            </a:gs>
+                          </a:gsLst>
+                          <a:lin ang="5400000" scaled="1"/>
+                        </a:gradFill>
+                        <a:ln w="12700">
+                          <a:solidFill>
+                            <a:srgbClr val="95B3D7"/>
+                          </a:solidFill>
+                          <a:miter lim="800000"/>
+                        </a:ln>
+                        <a:effectLst>
+                          <a:outerShdw dist="28398" dir="3806097" algn="ctr" rotWithShape="0">
+                            <a:srgbClr val="243F60">
+                              <a:alpha val="50000"/>
+                            </a:srgbClr>
+                          </a:outerShdw>
+                        </a:effectLst>
+                      </wps:spPr>
+                      <wps:txbx>
+                        <w:txbxContent>
+                          <w:p>
+                            <w:pPr>
+                              <w:rPr>
+                                <w:rFonts w:hint="default"/>
+                                <w:lang w:val="en-US"/>
+                              </w:rPr>
+                            </w:pPr>
+                            <w:r>
+                              <w:rPr>
+                                <w:rFonts w:hint="default"/>
+                                <w:lang w:val="en-US"/>
+                              </w:rPr>
+                              <w:t>{m_d}</w:t>
+                            </w:r>
+                          </w:p>
+                        </w:txbxContent>
+                      </wps:txbx>
+                      <wps:bodyPr rot="0" vert="horz" wrap="square" lIns="91440" tIns="45720" rIns="91440" bIns="45720" anchor="t" anchorCtr="0" upright="1"/>
+                    </wps:wsp>
+                  </a:graphicData>
+                </a:graphic>
+              </wp:anchor>
+            </w:drawing>
+          </mc:Choice>
+          <mc:Fallback>
+            <w:pict>
+              <v:shape id="Text Box 394" o:spid="_x0000_s1026" o:spt="202" type="#_x0000_t202" style="position:absolute;left:0pt;margin-left:383.95pt;margin-top:2.45pt;height:22.4pt;width:48.9pt;z-index:251664384;mso-width-relative:page;mso-height-relative:page;" fillcolor="#FFFFFF" filled="t" stroked="t" coordsize="21600,21600" o:gfxdata="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">
+                <v:fill type="gradient" on="t" color2="#B8CCE4" focus="100%" focussize="0,0"/>
+                <v:stroke weight="1pt" color="#95B3D7" miterlimit="8" joinstyle="miter"/>
+                <v:imagedata o:title=""/>
+                <o:lock v:ext="edit" aspectratio="f"/>
+                <v:shadow on="t" color="#243F60" opacity="32768f" offset="1pt,2pt" origin="0f,0f" matrix="65536f,0f,0f,65536f"/>
+                <v:textbox>
+                  <w:txbxContent>
+                    <w:p>
+                      <w:pPr>
+                        <w:rPr>
+                          <w:rFonts w:hint="default"/>
+                          <w:lang w:val="en-US"/>
+                        </w:rPr>
+                      </w:pPr>
+                      <w:r>
+                        <w:rPr>
+                          <w:rFonts w:hint="default"/>
+                          <w:lang w:val="en-US"/>
+                        </w:rPr>
+                        <w:t>{m_d}</w:t>
                       </w:r>
                     </w:p>
                   </w:txbxContent>
@@ -1176,7 +1178,7 @@
           <w:sz w:val="22"/>
           <w:szCs w:val="22"/>
         </w:rPr>
-        <w:t xml:space="preserve">               H  </w:t>
+        <w:t xml:space="preserve">               </w:t>
       </w:r>
       <w:r>
         <w:rPr>
@@ -1195,7 +1197,45 @@
           <w:sz w:val="22"/>
           <w:szCs w:val="22"/>
         </w:rPr>
-        <w:t xml:space="preserve">            Min</w:t>
+        <w:t xml:space="preserve">H  </w:t>
+      </w:r>
+      <w:r>
+        <w:rPr>
+          <w:rFonts w:hint="default" w:ascii="Trebuchet MS" w:hAnsi="Trebuchet MS" w:cs="Arial"/>
+          <w:color w:val="000000"/>
+          <w:sz w:val="22"/>
+          <w:szCs w:val="22"/>
+          <w:lang w:val="en-US"/>
+        </w:rPr>
+        <w:t xml:space="preserve"> </w:t>
+      </w:r>
+      <w:r>
+        <w:rPr>
+          <w:rFonts w:ascii="Trebuchet MS" w:hAnsi="Trebuchet MS" w:cs="Arial"/>
+          <w:color w:val="000000"/>
+          <w:sz w:val="22"/>
+          <w:szCs w:val="22"/>
+        </w:rPr>
+        <w:t xml:space="preserve">            </w:t>
+      </w:r>
+      <w:r>
+        <w:rPr>
+          <w:rFonts w:hint="default" w:ascii="Trebuchet MS" w:hAnsi="Trebuchet MS" w:cs="Arial"/>
+          <w:color w:val="000000"/>
+          <w:sz w:val="22"/>
+          <w:szCs w:val="22"/>
+          <w:lang w:val="en-US"/>
+        </w:rPr>
+        <w:t xml:space="preserve">    </w:t>
+      </w:r>
+      <w:r>
+        <w:rPr>
+          <w:rFonts w:ascii="Trebuchet MS" w:hAnsi="Trebuchet MS" w:cs="Arial"/>
+          <w:color w:val="000000"/>
+          <w:sz w:val="22"/>
+          <w:szCs w:val="22"/>
+        </w:rPr>
+        <w:t>Min</w:t>
       </w:r>
     </w:p>
     <w:p>
@@ -1220,7 +1260,7 @@
                 <wp:positionV relativeFrom="paragraph">
                   <wp:posOffset>62230</wp:posOffset>
                 </wp:positionV>
-                <wp:extent cx="486410" cy="304800"/>
+                <wp:extent cx="600710" cy="304800"/>
                 <wp:effectExtent l="6350" t="6350" r="21590" b="31750"/>
                 <wp:wrapNone/>
                 <wp:docPr id="131" name="Text Box 396"/>
@@ -1234,7 +1274,7 @@
                       <wps:spPr bwMode="auto">
                         <a:xfrm>
                           <a:off x="0" y="0"/>
-                          <a:ext cx="486410" cy="304800"/>
+                          <a:ext cx="600710" cy="304800"/>
                         </a:xfrm>
                         <a:prstGeom prst="rect">
                           <a:avLst/>
@@ -1292,7 +1332,7 @@
           </mc:Choice>
           <mc:Fallback>
             <w:pict>
-              <v:shape id="Text Box 396" o:spid="_x0000_s1026" o:spt="202" type="#_x0000_t202" style="position:absolute;left:0pt;margin-left:317.45pt;margin-top:4.9pt;height:24pt;width:38.3pt;z-index:251666432;mso-width-relative:page;mso-height-relative:page;" fillcolor="#FFFFFF" filled="t" stroked="t" coordsize="21600,21600" o:gfxdata="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">
+              <v:shape id="Text Box 396" o:spid="_x0000_s1026" o:spt="202" type="#_x0000_t202" style="position:absolute;left:0pt;margin-left:317.45pt;margin-top:4.9pt;height:24pt;width:47.3pt;z-index:251666432;mso-width-relative:page;mso-height-relative:page;" fillcolor="#FFFFFF" filled="t" stroked="t" coordsize="21600,21600" o:gfxdata="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">
                 <v:fill type="gradient" on="t" color2="#B8CCE4" focus="100%" focussize="0,0"/>
                 <v:stroke weight="1pt" color="#95B3D7" miterlimit="8" joinstyle="miter"/>
                 <v:imagedata o:title=""/>
@@ -1448,7 +1488,7 @@
                 <wp:positionV relativeFrom="paragraph">
                   <wp:posOffset>71755</wp:posOffset>
                 </wp:positionV>
-                <wp:extent cx="431165" cy="314325"/>
+                <wp:extent cx="602615" cy="314325"/>
                 <wp:effectExtent l="6350" t="6350" r="19685" b="41275"/>
                 <wp:wrapNone/>
                 <wp:docPr id="132" name="Text Box 397"/>
@@ -1462,7 +1502,7 @@
                       <wps:spPr bwMode="auto">
                         <a:xfrm>
                           <a:off x="0" y="0"/>
-                          <a:ext cx="431165" cy="314325"/>
+                          <a:ext cx="602615" cy="314325"/>
                         </a:xfrm>
                         <a:prstGeom prst="rect">
                           <a:avLst/>
@@ -1506,7 +1546,7 @@
                                 <w:rFonts w:hint="default"/>
                                 <w:lang w:val="en-US"/>
                               </w:rPr>
-                              <w:t>{m-r}</w:t>
+                              <w:t>{m_r}</w:t>
                             </w:r>
                           </w:p>
                         </w:txbxContent>
@@ -1520,7 +1560,7 @@
           </mc:Choice>
           <mc:Fallback>
             <w:pict>
-              <v:shape id="Text Box 397" o:spid="_x0000_s1026" o:spt="202" type="#_x0000_t202" style="position:absolute;left:0pt;margin-left:383.95pt;margin-top:5.65pt;height:24.75pt;width:33.95pt;z-index:251667456;mso-width-relative:page;mso-height-relative:page;" fillcolor="#FFFFFF" filled="t" stroked="t" coordsize="21600,21600" o:gfxdata="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">
+              <v:shape id="Text Box 397" o:spid="_x0000_s1026" o:spt="202" type="#_x0000_t202" style="position:absolute;left:0pt;margin-left:383.95pt;margin-top:5.65pt;height:24.75pt;width:47.45pt;z-index:251667456;mso-width-relative:page;mso-height-relative:page;" fillcolor="#FFFFFF" filled="t" stroked="t" coordsize="21600,21600" o:gfxdata="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">
                 <v:fill type="gradient" on="t" color2="#B8CCE4" focus="100%" focussize="0,0"/>
                 <v:stroke weight="1pt" color="#95B3D7" miterlimit="8" joinstyle="miter"/>
                 <v:imagedata o:title=""/>
@@ -1540,7 +1580,7 @@
                           <w:rFonts w:hint="default"/>
                           <w:lang w:val="en-US"/>
                         </w:rPr>
-                        <w:t>{m-r}</w:t>
+                        <w:t>{m_r}</w:t>
                       </w:r>
                     </w:p>
                   </w:txbxContent>
@@ -1662,6 +1702,16 @@
       </w:r>
       <w:r>
         <w:rPr>
+          <w:rFonts w:hint="default" w:ascii="Trebuchet MS" w:hAnsi="Trebuchet MS" w:cs="Arial"/>
+          <w:bCs/>
+          <w:sz w:val="22"/>
+          <w:szCs w:val="22"/>
+          <w:lang w:val="en-US"/>
+        </w:rPr>
+        <w:t xml:space="preserve"> </w:t>
+      </w:r>
+      <w:r>
+        <w:rPr>
           <w:rFonts w:ascii="Trebuchet MS" w:hAnsi="Trebuchet MS" w:cs="Arial"/>
           <w:color w:val="000000"/>
           <w:sz w:val="22"/>
@@ -1677,7 +1727,7 @@
           <w:szCs w:val="22"/>
           <w:lang w:val="en-US"/>
         </w:rPr>
-        <w:t xml:space="preserve">              </w:t>
+        <w:t xml:space="preserve">                 </w:t>
       </w:r>
       <w:r>
         <w:rPr>
@@ -2502,13 +2552,6 @@
                                 <w:lang w:val="en-US"/>
                               </w:rPr>
                             </w:pPr>
-                            <w:r>
-                              <w:rPr>
-                                <w:rFonts w:hint="default"/>
-                                <w:lang w:val="en-US"/>
-                              </w:rPr>
-                              <w:t>{responsable}</w:t>
-                            </w:r>
                           </w:p>
                         </w:txbxContent>
                       </wps:txbx>
@@ -2535,13 +2578,6 @@
                           <w:lang w:val="en-US"/>
                         </w:rPr>
                       </w:pPr>
-                      <w:r>
-                        <w:rPr>
-                          <w:rFonts w:hint="default"/>
-                          <w:lang w:val="en-US"/>
-                        </w:rPr>
-                        <w:t>{responsable}</w:t>
-                      </w:r>
                     </w:p>
                   </w:txbxContent>
                 </v:textbox>
@@ -2606,13 +2642,6 @@
                                 <w:lang w:val="en-US"/>
                               </w:rPr>
                             </w:pPr>
-                            <w:r>
-                              <w:rPr>
-                                <w:rFonts w:hint="default" w:ascii="Bell MT" w:hAnsi="Bell MT"/>
-                                <w:lang w:val="en-US"/>
-                              </w:rPr>
-                              <w:t>{qualite}</w:t>
-                            </w:r>
                           </w:p>
                         </w:txbxContent>
                       </wps:txbx>
@@ -2639,13 +2668,6 @@
                           <w:lang w:val="en-US"/>
                         </w:rPr>
                       </w:pPr>
-                      <w:r>
-                        <w:rPr>
-                          <w:rFonts w:hint="default" w:ascii="Bell MT" w:hAnsi="Bell MT"/>
-                          <w:lang w:val="en-US"/>
-                        </w:rPr>
-                        <w:t>{qualite}</w:t>
-                      </w:r>
                     </w:p>
                   </w:txbxContent>
                 </v:textbox>
@@ -2689,8 +2711,6 @@
       </w:r>
     </w:p>
     <w:p>
-      <w:bookmarkStart w:id="0" w:name="_GoBack"/>
-      <w:bookmarkEnd w:id="0"/>
       <w:r>
         <mc:AlternateContent>
           <mc:Choice Requires="wps">
@@ -2742,14 +2762,6 @@
                                 <w:lang w:val="en-US"/>
                               </w:rPr>
                             </w:pPr>
-                            <w:r>
-                              <w:rPr>
-                                <w:rFonts w:hint="default"/>
-                                <w:szCs w:val="22"/>
-                                <w:lang w:val="en-US"/>
-                              </w:rPr>
-                              <w:t>{date}</w:t>
-                            </w:r>
                           </w:p>
                         </w:txbxContent>
                       </wps:txbx>
@@ -2777,14 +2789,6 @@
                           <w:lang w:val="en-US"/>
                         </w:rPr>
                       </w:pPr>
-                      <w:r>
-                        <w:rPr>
-                          <w:rFonts w:hint="default"/>
-                          <w:szCs w:val="22"/>
-                          <w:lang w:val="en-US"/>
-                        </w:rPr>
-                        <w:t>{date}</w:t>
-                      </w:r>
                     </w:p>
                   </w:txbxContent>
                 </v:textbox>
@@ -2845,15 +2849,6 @@
                                 <w:lang w:val="en-US"/>
                               </w:rPr>
                             </w:pPr>
-                            <w:r>
-                              <w:rPr>
-                                <w:rFonts w:hint="default" w:ascii="Trebuchet MS" w:hAnsi="Trebuchet MS"/>
-                                <w:sz w:val="22"/>
-                                <w:szCs w:val="22"/>
-                                <w:lang w:val="en-US"/>
-                              </w:rPr>
-                              <w:t>{wilaya}</w:t>
-                            </w:r>
                           </w:p>
                         </w:txbxContent>
                       </wps:txbx>
@@ -2882,15 +2877,6 @@
                           <w:lang w:val="en-US"/>
                         </w:rPr>
                       </w:pPr>
-                      <w:r>
-                        <w:rPr>
-                          <w:rFonts w:hint="default" w:ascii="Trebuchet MS" w:hAnsi="Trebuchet MS"/>
-                          <w:sz w:val="22"/>
-                          <w:szCs w:val="22"/>
-                          <w:lang w:val="en-US"/>
-                        </w:rPr>
-                        <w:t>{wilaya}</w:t>
-                      </w:r>
                     </w:p>
                   </w:txbxContent>
                 </v:textbox>
